--- a/stage2_enhancement_report.docx
+++ b/stage2_enhancement_report.docx
@@ -42,7 +42,7 @@
           <w:color w:val="595959"/>
           <w:sz w:val="20"/>
         </w:rPr>
-        <w:t>Team 204  |  Submission: team_204.csv  |  Status: READY ✓</w:t>
+        <w:t>Team Jarvis2.0  |  Submission: team_Jarvis2.0.csv  |  Status: READY ✓</w:t>
       </w:r>
     </w:p>
     <w:p>
@@ -2567,7 +2567,7 @@
           <w:color w:val="333333"/>
           <w:sz w:val="22"/>
         </w:rPr>
-        <w:t>Results of running validate_submission.py and audit_submission.py on team_204.csv:</w:t>
+        <w:t>Results of running validate_submission.py and audit_submission.py on team_Jarvis2.0.csv:</w:t>
       </w:r>
     </w:p>
     <w:tbl>
@@ -4086,7 +4086,7 @@
                 <w:color w:val="333333"/>
                 <w:sz w:val="20"/>
               </w:rPr>
-              <w:t>0.56530625</w:t>
+              <w:t>0.58836773</w:t>
             </w:r>
           </w:p>
         </w:tc>
@@ -4215,7 +4215,7 @@
                 <w:color w:val="333333"/>
                 <w:sz w:val="20"/>
               </w:rPr>
-              <w:t>CAND_0000031</w:t>
+              <w:t>CAND_0012957</w:t>
             </w:r>
           </w:p>
         </w:tc>
@@ -4240,7 +4240,7 @@
                 <w:color w:val="333333"/>
                 <w:sz w:val="20"/>
               </w:rPr>
-              <w:t>0.51167492</w:t>
+              <w:t>0.53035983</w:t>
             </w:r>
           </w:p>
         </w:tc>
@@ -4265,7 +4265,7 @@
           <w:color w:val="505050"/>
           <w:sz w:val="18"/>
         </w:rPr>
-        <w:t>SHA-256: 051248487be3d67999c80870f7a4f7d8e3d9113dcc5ac19b758ab491fe36901e</w:t>
+        <w:t>SHA-256: 8cb24263ac2f6a2dee696e6812e9e02f963ba3d15c7a85e5e978a46f741f9ac9</w:t>
       </w:r>
     </w:p>
     <w:p>
@@ -5213,7 +5213,7 @@
                 <w:color w:val="333333"/>
                 <w:sz w:val="20"/>
               </w:rPr>
-              <w:t>team_204.csv</w:t>
+              <w:t>team_Jarvis2.0.csv</w:t>
             </w:r>
           </w:p>
         </w:tc>
@@ -5263,7 +5263,7 @@
                 <w:color w:val="333333"/>
                 <w:sz w:val="20"/>
               </w:rPr>
-              <w:t>Final submission; 100 rows; SHA-256: 05124848...fe36901e</w:t>
+              <w:t>Final submission; 100 rows; SHA-256: 8cb24263...741f9ac9</w:t>
             </w:r>
           </w:p>
         </w:tc>
@@ -5289,7 +5289,7 @@
           <w:color w:val="595959"/>
           <w:sz w:val="18"/>
         </w:rPr>
-        <w:t>Redrob Intelligent Candidate Discovery &amp; Ranking Challenge  |  Team 204  |  June 2026</w:t>
+        <w:t>Redrob Intelligent Candidate Discovery &amp; Ranking Challenge  |  Team Jarvis2.0  |  June 2026</w:t>
       </w:r>
     </w:p>
     <w:sectPr>
